--- a/Session06_ex03.docx
+++ b/Session06_ex03.docx
@@ -1375,21 +1375,17 @@
         <w:ind w:left="-3960" w:right="-2491"/>
         <w:rPr>
           <w:rFonts w:ascii="Times New Roman" w:hAnsi="Times New Roman" w:cs="Times New Roman"/>
-          <w:b/>
-          <w:bCs/>
         </w:rPr>
       </w:pPr>
       <w:r>
         <w:rPr>
           <w:rFonts w:ascii="Times New Roman" w:hAnsi="Times New Roman" w:cs="Times New Roman"/>
-          <w:b/>
-          <w:bCs/>
         </w:rPr>
         <w:drawing>
-          <wp:inline distT="0" distB="0" distL="0" distR="0" wp14:anchorId="67024780" wp14:editId="3CA744A7">
-            <wp:extent cx="2990215" cy="2550795"/>
-            <wp:effectExtent l="0" t="0" r="635" b="1905"/>
-            <wp:docPr id="310925950" name="Picture 1"/>
+          <wp:inline distT="0" distB="0" distL="0" distR="0" wp14:anchorId="2BBBF9D1" wp14:editId="70DDAF8B">
+            <wp:extent cx="2990215" cy="2632075"/>
+            <wp:effectExtent l="0" t="0" r="635" b="0"/>
+            <wp:docPr id="465634882" name="Picture 1"/>
             <wp:cNvGraphicFramePr>
               <a:graphicFrameLocks xmlns:a="http://schemas.openxmlformats.org/drawingml/2006/main" noChangeAspect="1"/>
             </wp:cNvGraphicFramePr>
@@ -1397,7 +1393,7 @@
               <a:graphicData uri="http://schemas.openxmlformats.org/drawingml/2006/picture">
                 <pic:pic xmlns:pic="http://schemas.openxmlformats.org/drawingml/2006/picture">
                   <pic:nvPicPr>
-                    <pic:cNvPr id="310925950" name=""/>
+                    <pic:cNvPr id="465634882" name=""/>
                     <pic:cNvPicPr/>
                   </pic:nvPicPr>
                   <pic:blipFill>
@@ -1409,7 +1405,7 @@
                   <pic:spPr>
                     <a:xfrm>
                       <a:off x="0" y="0"/>
-                      <a:ext cx="2990215" cy="2550795"/>
+                      <a:ext cx="2990215" cy="2632075"/>
                     </a:xfrm>
                     <a:prstGeom prst="rect">
                       <a:avLst/>
